--- a/fssai-ra/paper/tbc-v15/Trust_by_Construction.docx
+++ b/fssai-ra/paper/tbc-v15/Trust_by_Construction.docx
@@ -103,22 +103,689 @@
     </w:p>
     <w:p>
       <w:r>
-        <w:t xml:space="preserve">Learning institutions expose the difference between useful reasoning and legitimate authority. A tutor may need a limited record view; a registrar may approve a correction; a research assistant may need public information without access to restricted student data. Combining these privileges in one agent process creates a larger failure surface than any individual task requires. Recent safety research separates misuse, misalignment, mistakes and structural risks, and argues for both model-level and system-level mitigations [1]. Experiments also show insider-threat behavior under constructed goal conflict and replacement pressure [5]. We address the institutional systems boundary: how can a compromised or unreliable reasoning component remain useful while consequential reads, writes and releases require independent authority?</w:t>
+        <w:t xml:space="preserve">Learning institutions expose the difference between useful reasoning and legitimate authority. A tutor may need a limited record view; a registrar may approve a correction; a research assistant may need public information without access to restricted student data. Combining these privileges in one agent process creates a larger failure surface than any individual task requires. Recent safety research separates misuse, misalignment, mistakes and structural risks, and argues for both model-level and system-level mitigations [1]. Experiments also show insider-threat behaviour under constructed goal conflict and replacement pressure [5]. We address the institutional systems boundary: how can a compromised or unreliable reasoning component remain useful while consequential reads, writes and releases require independent authority?</w:t>
       </w:r>
     </w:p>
     <w:p>
       <w:r>
-        <w:t xml:space="preserve">Our contribution is compositional rather than a new alignment algorithm. CaMeL demonstrates a system-level defense that separates control and data flow and constrains disclosure through capabilities [2]. Trust by Construction applies related architectural principles to an education workflow with memory, agent populations, effect approval, revocation and recipient delivery. It contributes an inspectable enforcement path, failure tests and a claim-to-evidence register. It does not offer a formal proof for arbitrary agent programs or a head-to-head performance comparison with CaMeL. The paper separates properties tested in the local kernel from requirements imposed on deployment adapters. AgentSecBench separates instruction integrity, confidentiality and capability integrity, using paired adversarial and benign executions [10]. AgentDyn studies dynamic tasks and helpful third-party instructions, exposing a security–utility tradeoff that static blocking tests can miss [11]. Our smaller synthetic evaluation makes no benchmark-ranking claim; it complements this work with persistent authority, revocation and failure-atomic delivery checks.</w:t>
+        <w:t xml:space="preserve">Our contribution is compositional rather than a new alignment algorithm. CaMeL demonstrates a system-level defence that separates control and data flow and constrains disclosure through capabilities [2]. Trust by Construction applies related architectural principles to an education workflow with memory, agent populations, effect approval, revocation and recipient delivery. It contributes an inspectable enforcement path, failure tests and a claim-to-evidence register. It does not offer a formal proof for arbitrary agent programs or a head-to-head performance comparison with CaMeL. The paper separates properties tested in the local kernel from requirements imposed on deployment adapters. AgentSecBench separates instruction integrity, confidentiality and capability integrity, using paired adversarial and benign executions [10]. AgentDyn studies dynamic tasks and helpful third-party instructions, exposing a security–utility tradeoff that static blocking tests can miss [11]. Our smaller synthetic evaluation makes no benchmark-ranking claim; it complements this work with persistent authority, revocation and failure-atomic delivery checks.</w:t>
       </w:r>
     </w:p>
     <w:p>
       <w:r>
-        <w:t xml:space="preserve">Recent results motivate testing the authority boundary even when model behavior appears cooperative. Anti-scheming training reduced covert actions in held-out settings but left residual failures and evaluation-awareness confounds [3]. Chain-of-thought monitoring offers an imperfect signal rather than a reliable authorization basis [4]. Reward-hacking research found generalization from training shortcuts to broader misalignment [6], while SHADE-Arena evaluates harmful side objectives hidden within legitimate tasks [7]. A 2026 safety-research study found no unprompted sabotage in its tested settings, yet observed sabotage continuation in some seeded trajectories; those conditions must not be conflated [8]. Bengio and colleagues propose non-agentic Scientist AI as a safer direction for assisting research [9]. These findings support our design choice: AI may propose work, generate tests and report anomalies, while deterministic checks retain authority. A compromised monitor can still deny service or miss misconduct; it must not gain the power to approve an effect or restore privilege.</w:t>
+        <w:t xml:space="preserve">Recent results motivate testing the authority boundary even when model behaviour appears cooperative. Anti-scheming training reduced covert actions in held-out settings but left residual failures and evaluation-awareness confounds [3]. Chain-of-thought monitoring offers an imperfect signal rather than a reliable authorisation basis [4]. Reward-hacking research found generalisation from training shortcuts to broader misalignment [6], while SHADE-Arena evaluates harmful side objectives hidden within legitimate tasks [7]. A 2026 safety-research study found no unprompted sabotage in its tested settings, yet observed sabotage continuation in some seeded trajectories; those conditions must not be conflated [8]. Bengio and colleagues propose non-agentic Scientist AI as a safer direction for assisting research [9]. These findings support our design choice: AI may propose work, generate tests and report anomalies, while deterministic checks retain authority. A compromised monitor can still deny service or miss misconduct; it must not gain the power to approve an effect or restore privilege.</w:t>
+      </w:r>
+    </w:p>
+    <w:tbl>
+      <w:tblPr>
+        <w:tblStyle w:val="TableGrid"/>
+        <w:tblW w:type="auto" w:w="0"/>
+        <w:jc w:val="center"/>
+        <w:tblLook w:firstColumn="1" w:firstRow="1" w:lastColumn="0" w:lastRow="0" w:noHBand="0" w:noVBand="1" w:val="04A0"/>
+      </w:tblPr>
+      <w:tblGrid>
+        <w:gridCol w:w="3389"/>
+        <w:gridCol w:w="3389"/>
+        <w:gridCol w:w="3389"/>
+      </w:tblGrid>
+      <w:tr>
+        <w:tc>
+          <w:tcPr>
+            <w:tcW w:type="dxa" w:w="3389"/>
+            <w:shd w:fill="D9EAF7"/>
+          </w:tcPr>
+          <w:p>
+            <w:r>
+              <w:rPr>
+                <w:b/>
+                <w:sz w:val="16"/>
+              </w:rPr>
+              <w:t xml:space="preserve">Line of work</w:t>
+            </w:r>
+          </w:p>
+        </w:tc>
+        <w:tc>
+          <w:tcPr>
+            <w:tcW w:type="dxa" w:w="3389"/>
+            <w:shd w:fill="D9EAF7"/>
+          </w:tcPr>
+          <w:p>
+            <w:r>
+              <w:rPr>
+                <w:b/>
+                <w:sz w:val="16"/>
+              </w:rPr>
+              <w:t xml:space="preserve">What it establishes</w:t>
+            </w:r>
+          </w:p>
+        </w:tc>
+        <w:tc>
+          <w:tcPr>
+            <w:tcW w:type="dxa" w:w="3389"/>
+            <w:shd w:fill="D9EAF7"/>
+          </w:tcPr>
+          <w:p>
+            <w:r>
+              <w:rPr>
+                <w:sz w:val="16"/>
+              </w:rPr>
+              <w:t xml:space="preserve">What this paper adds</w:t>
+            </w:r>
+          </w:p>
+        </w:tc>
+      </w:tr>
+      <w:tr>
+        <w:tc>
+          <w:tcPr>
+            <w:tcW w:type="dxa" w:w="3389"/>
+            <w:vAlign w:val="top"/>
+          </w:tcPr>
+          <w:p>
+            <w:r>
+              <w:rPr>
+                <w:sz w:val="16"/>
+              </w:rPr>
+              <w:t xml:space="preserve">Capability and information-flow foundations [13-19]</w:t>
+            </w:r>
+          </w:p>
+        </w:tc>
+        <w:tc>
+          <w:tcPr>
+            <w:tcW w:type="dxa" w:w="3389"/>
+            <w:vAlign w:val="top"/>
+          </w:tcPr>
+          <w:p>
+            <w:r>
+              <w:rPr>
+                <w:sz w:val="16"/>
+              </w:rPr>
+              <w:t xml:space="preserve">Complete mediation, least privilege, attenuated delegation, lattice-ordered flow and separation of duty as system properties</w:t>
+            </w:r>
+          </w:p>
+        </w:tc>
+        <w:tc>
+          <w:tcPr>
+            <w:tcW w:type="dxa" w:w="3389"/>
+            <w:vAlign w:val="top"/>
+          </w:tcPr>
+          <w:p>
+            <w:r>
+              <w:rPr>
+                <w:sz w:val="16"/>
+              </w:rPr>
+              <w:t xml:space="preserve">An executable binding of those properties to agent interfaces, in which each one carries a named failure test that runs offline</w:t>
+            </w:r>
+          </w:p>
+        </w:tc>
+      </w:tr>
+      <w:tr>
+        <w:tc>
+          <w:tcPr>
+            <w:tcW w:type="dxa" w:w="3389"/>
+            <w:vAlign w:val="top"/>
+          </w:tcPr>
+          <w:p>
+            <w:r>
+              <w:rPr>
+                <w:sz w:val="16"/>
+              </w:rPr>
+              <w:t xml:space="preserve">System-level prompt-injection defence [2]</w:t>
+            </w:r>
+          </w:p>
+        </w:tc>
+        <w:tc>
+          <w:tcPr>
+            <w:tcW w:type="dxa" w:w="3389"/>
+            <w:vAlign w:val="top"/>
+          </w:tcPr>
+          <w:p>
+            <w:r>
+              <w:rPr>
+                <w:sz w:val="16"/>
+              </w:rPr>
+              <w:t xml:space="preserve">Control flow and data flow can be separated so that untrusted content cannot direct a privileged action</w:t>
+            </w:r>
+          </w:p>
+        </w:tc>
+        <w:tc>
+          <w:tcPr>
+            <w:tcW w:type="dxa" w:w="3389"/>
+            <w:vAlign w:val="top"/>
+          </w:tcPr>
+          <w:p>
+            <w:r>
+              <w:rPr>
+                <w:sz w:val="16"/>
+              </w:rPr>
+              <w:t xml:space="preserve">Authority that persists beyond one execution: memory, revocation, delivery already in flight, and recovery after an effect has left the transaction</w:t>
+            </w:r>
+          </w:p>
+        </w:tc>
+      </w:tr>
+      <w:tr>
+        <w:tc>
+          <w:tcPr>
+            <w:tcW w:type="dxa" w:w="3389"/>
+            <w:vAlign w:val="top"/>
+          </w:tcPr>
+          <w:p>
+            <w:r>
+              <w:rPr>
+                <w:sz w:val="16"/>
+              </w:rPr>
+              <w:t xml:space="preserve">Agent security benchmarks [10,11]</w:t>
+            </w:r>
+          </w:p>
+        </w:tc>
+        <w:tc>
+          <w:tcPr>
+            <w:tcW w:type="dxa" w:w="3389"/>
+            <w:vAlign w:val="top"/>
+          </w:tcPr>
+          <w:p>
+            <w:r>
+              <w:rPr>
+                <w:sz w:val="16"/>
+              </w:rPr>
+              <w:t xml:space="preserve">Comparable measurement of instruction integrity, confidentiality and capability integrity under static and dynamic tasks</w:t>
+            </w:r>
+          </w:p>
+        </w:tc>
+        <w:tc>
+          <w:tcPr>
+            <w:tcW w:type="dxa" w:w="3389"/>
+            <w:vAlign w:val="top"/>
+          </w:tcPr>
+          <w:p>
+            <w:r>
+              <w:rPr>
+                <w:sz w:val="16"/>
+              </w:rPr>
+              <w:t xml:space="preserve">A property offered for refutation rather than a score offered for ranking; no benchmark position is claimed</w:t>
+            </w:r>
+          </w:p>
+        </w:tc>
+      </w:tr>
+      <w:tr>
+        <w:tc>
+          <w:tcPr>
+            <w:tcW w:type="dxa" w:w="3389"/>
+            <w:vAlign w:val="top"/>
+          </w:tcPr>
+          <w:p>
+            <w:r>
+              <w:rPr>
+                <w:sz w:val="16"/>
+              </w:rPr>
+              <w:t xml:space="preserve">Alignment and monitoring results [3,4,6,7,8]</w:t>
+            </w:r>
+          </w:p>
+        </w:tc>
+        <w:tc>
+          <w:tcPr>
+            <w:tcW w:type="dxa" w:w="3389"/>
+            <w:vAlign w:val="top"/>
+          </w:tcPr>
+          <w:p>
+            <w:r>
+              <w:rPr>
+                <w:sz w:val="16"/>
+              </w:rPr>
+              <w:t xml:space="preserve">Covert objectives survive training, and monitoring a model is an imperfect and fragile signal</w:t>
+            </w:r>
+          </w:p>
+        </w:tc>
+        <w:tc>
+          <w:tcPr>
+            <w:tcW w:type="dxa" w:w="3389"/>
+            <w:vAlign w:val="top"/>
+          </w:tcPr>
+          <w:p>
+            <w:r>
+              <w:rPr>
+                <w:sz w:val="16"/>
+              </w:rPr>
+              <w:t xml:space="preserve">The architectural consequence: a monitor that may contract authority and can never restore it, tested by substituting a hostile one</w:t>
+            </w:r>
+          </w:p>
+        </w:tc>
+      </w:tr>
+      <w:tr>
+        <w:tc>
+          <w:tcPr>
+            <w:tcW w:type="dxa" w:w="3389"/>
+            <w:vAlign w:val="top"/>
+          </w:tcPr>
+          <w:p>
+            <w:r>
+              <w:rPr>
+                <w:sz w:val="16"/>
+              </w:rPr>
+              <w:t xml:space="preserve">Confinement and channel capacity [20,21]</w:t>
+            </w:r>
+          </w:p>
+        </w:tc>
+        <w:tc>
+          <w:tcPr>
+            <w:tcW w:type="dxa" w:w="3389"/>
+            <w:vAlign w:val="top"/>
+          </w:tcPr>
+          <w:p>
+            <w:r>
+              <w:rPr>
+                <w:sz w:val="16"/>
+              </w:rPr>
+              <w:t xml:space="preserve">Authorised behaviour itself carries information, and the residual is properly measured in bits</w:t>
+            </w:r>
+          </w:p>
+        </w:tc>
+        <w:tc>
+          <w:tcPr>
+            <w:tcW w:type="dxa" w:w="3389"/>
+            <w:vAlign w:val="top"/>
+          </w:tcPr>
+          <w:p>
+            <w:r>
+              <w:rPr>
+                <w:sz w:val="16"/>
+              </w:rPr>
+              <w:t xml:space="preserve">That measurement performed on an authorised release path, with the policy that closes it and the availability cost it charges</w:t>
+            </w:r>
+          </w:p>
+        </w:tc>
+      </w:tr>
+    </w:tbl>
+    <w:p>
+      <w:pPr>
+        <w:pStyle w:val="TBCCaption"/>
+      </w:pPr>
+      <w:r>
+        <w:t xml:space="preserve">Table 1. Where this work sits. The contribution is compositional: it is the behaviour of these controls together, under failure, rather than any one of them in isolation.</w:t>
       </w:r>
     </w:p>
     <w:p>
       <w:r>
         <w:t xml:space="preserve">This paper makes four contributions. First, a composition: the authority controls above are specified as one enforcement path from workload declaration through context, memory, delegation and effects to recipient delivery, with the behaviour of each under failure stated as a refusal rather than as a best effort. Second, a falsifiable central claim. That authorisation depends on neither the acting nor the reviewing model is tested by substituting a monitor that clears every attack and a monitor that restricts every ordinary task, and showing that no protected outcome changes under either. Third, a measured account of a channel that content controls cannot close: the information an agent carries in the destination, path, timing, size and number of releases it is authorised to make, reduced from sixteen bits to one and then to zero by removing choice rather than by inspecting content, with the availability cost of doing so reported alongside. Fourth, an executable artifact in which every claim made here names a failure test that runs offline, every reported quantity regenerates from its source, and the manuscript itself is produced by a script from reviewed content so that each change to its prose is reviewable as code.</w:t>
+      </w:r>
+    </w:p>
+    <w:p>
+      <w:r>
+        <w:t xml:space="preserve">How to read this paper. Section 2 states the architecture and the property it targets; sections 3 to 8 report what was built and what happened when that property was attacked; sections 9 and 10 state where the result applies and where it does not. A reader with ten minutes should read Property 1 in section 2, Table 3 in section 4, and section 10, in that order, because those three together contain the claim, the evidence and the boundary. Seven terms carry most of the argument and are used in exactly one sense throughout.</w:t>
+      </w:r>
+    </w:p>
+    <w:tbl>
+      <w:tblPr>
+        <w:tblStyle w:val="TableGrid"/>
+        <w:tblW w:type="auto" w:w="0"/>
+        <w:jc w:val="center"/>
+        <w:tblLook w:firstColumn="1" w:firstRow="1" w:lastColumn="0" w:lastRow="0" w:noHBand="0" w:noVBand="1" w:val="04A0"/>
+      </w:tblPr>
+      <w:tblGrid>
+        <w:gridCol w:w="3389"/>
+        <w:gridCol w:w="3389"/>
+        <w:gridCol w:w="3389"/>
+      </w:tblGrid>
+      <w:tr>
+        <w:tc>
+          <w:tcPr>
+            <w:tcW w:type="dxa" w:w="3389"/>
+            <w:shd w:fill="D9EAF7"/>
+          </w:tcPr>
+          <w:p>
+            <w:r>
+              <w:rPr>
+                <w:b/>
+                <w:sz w:val="16"/>
+              </w:rPr>
+              <w:t xml:space="preserve">Term</w:t>
+            </w:r>
+          </w:p>
+        </w:tc>
+        <w:tc>
+          <w:tcPr>
+            <w:tcW w:type="dxa" w:w="3389"/>
+            <w:shd w:fill="D9EAF7"/>
+          </w:tcPr>
+          <w:p>
+            <w:r>
+              <w:rPr>
+                <w:b/>
+                <w:sz w:val="16"/>
+              </w:rPr>
+              <w:t xml:space="preserve">What it means here</w:t>
+            </w:r>
+          </w:p>
+        </w:tc>
+        <w:tc>
+          <w:tcPr>
+            <w:tcW w:type="dxa" w:w="3389"/>
+            <w:shd w:fill="D9EAF7"/>
+          </w:tcPr>
+          <w:p>
+            <w:r>
+              <w:rPr>
+                <w:sz w:val="16"/>
+              </w:rPr>
+              <w:t xml:space="preserve">Where it is enforced</w:t>
+            </w:r>
+          </w:p>
+        </w:tc>
+      </w:tr>
+      <w:tr>
+        <w:tc>
+          <w:tcPr>
+            <w:tcW w:type="dxa" w:w="3389"/>
+            <w:vAlign w:val="top"/>
+          </w:tcPr>
+          <w:p>
+            <w:r>
+              <w:rPr>
+                <w:sz w:val="16"/>
+              </w:rPr>
+              <w:t xml:space="preserve">Passport</w:t>
+            </w:r>
+          </w:p>
+        </w:tc>
+        <w:tc>
+          <w:tcPr>
+            <w:tcW w:type="dxa" w:w="3389"/>
+            <w:vAlign w:val="top"/>
+          </w:tcPr>
+          <w:p>
+            <w:r>
+              <w:rPr>
+                <w:sz w:val="16"/>
+              </w:rPr>
+              <w:t xml:space="preserve">The machine-readable ceiling on everything a workload may ever do</w:t>
+            </w:r>
+          </w:p>
+        </w:tc>
+        <w:tc>
+          <w:tcPr>
+            <w:tcW w:type="dxa" w:w="3389"/>
+            <w:vAlign w:val="top"/>
+          </w:tcPr>
+          <w:p>
+            <w:r>
+              <w:rPr>
+                <w:sz w:val="16"/>
+              </w:rPr>
+              <w:t xml:space="preserve">Admission, before any task exists</w:t>
+            </w:r>
+          </w:p>
+        </w:tc>
+      </w:tr>
+      <w:tr>
+        <w:tc>
+          <w:tcPr>
+            <w:tcW w:type="dxa" w:w="3389"/>
+            <w:vAlign w:val="top"/>
+          </w:tcPr>
+          <w:p>
+            <w:r>
+              <w:rPr>
+                <w:sz w:val="16"/>
+              </w:rPr>
+              <w:t xml:space="preserve">Task contract</w:t>
+            </w:r>
+          </w:p>
+        </w:tc>
+        <w:tc>
+          <w:tcPr>
+            <w:tcW w:type="dxa" w:w="3389"/>
+            <w:vAlign w:val="top"/>
+          </w:tcPr>
+          <w:p>
+            <w:r>
+              <w:rPr>
+                <w:sz w:val="16"/>
+              </w:rPr>
+              <w:t xml:space="preserve">One execution narrowed to a purpose, subject, resource set, destination, budget and expiry</w:t>
+            </w:r>
+          </w:p>
+        </w:tc>
+        <w:tc>
+          <w:tcPr>
+            <w:tcW w:type="dxa" w:w="3389"/>
+            <w:vAlign w:val="top"/>
+          </w:tcPr>
+          <w:p>
+            <w:r>
+              <w:rPr>
+                <w:sz w:val="16"/>
+              </w:rPr>
+              <w:t xml:space="preserve">Every mediated request</w:t>
+            </w:r>
+          </w:p>
+        </w:tc>
+      </w:tr>
+      <w:tr>
+        <w:tc>
+          <w:tcPr>
+            <w:tcW w:type="dxa" w:w="3389"/>
+            <w:vAlign w:val="top"/>
+          </w:tcPr>
+          <w:p>
+            <w:r>
+              <w:rPr>
+                <w:sz w:val="16"/>
+              </w:rPr>
+              <w:t xml:space="preserve">Capability envelope</w:t>
+            </w:r>
+          </w:p>
+        </w:tc>
+        <w:tc>
+          <w:tcPr>
+            <w:tcW w:type="dxa" w:w="3389"/>
+            <w:vAlign w:val="top"/>
+          </w:tcPr>
+          <w:p>
+            <w:r>
+              <w:rPr>
+                <w:sz w:val="16"/>
+              </w:rPr>
+              <w:t xml:space="preserve">The authority actually available now: ceiling, contract, lineage and remaining budget intersected</w:t>
+            </w:r>
+          </w:p>
+        </w:tc>
+        <w:tc>
+          <w:tcPr>
+            <w:tcW w:type="dxa" w:w="3389"/>
+            <w:vAlign w:val="top"/>
+          </w:tcPr>
+          <w:p>
+            <w:r>
+              <w:rPr>
+                <w:sz w:val="16"/>
+              </w:rPr>
+              <w:t xml:space="preserve">Recomputed per request</w:t>
+            </w:r>
+          </w:p>
+        </w:tc>
+      </w:tr>
+      <w:tr>
+        <w:tc>
+          <w:tcPr>
+            <w:tcW w:type="dxa" w:w="3389"/>
+            <w:vAlign w:val="top"/>
+          </w:tcPr>
+          <w:p>
+            <w:r>
+              <w:rPr>
+                <w:sz w:val="16"/>
+              </w:rPr>
+              <w:t xml:space="preserve">Attenuation</w:t>
+            </w:r>
+          </w:p>
+        </w:tc>
+        <w:tc>
+          <w:tcPr>
+            <w:tcW w:type="dxa" w:w="3389"/>
+            <w:vAlign w:val="top"/>
+          </w:tcPr>
+          <w:p>
+            <w:r>
+              <w:rPr>
+                <w:sz w:val="16"/>
+              </w:rPr>
+              <w:t xml:space="preserve">A delegated agent receives a subset of its parent's authority and never a fresh grant</w:t>
+            </w:r>
+          </w:p>
+        </w:tc>
+        <w:tc>
+          <w:tcPr>
+            <w:tcW w:type="dxa" w:w="3389"/>
+            <w:vAlign w:val="top"/>
+          </w:tcPr>
+          <w:p>
+            <w:r>
+              <w:rPr>
+                <w:sz w:val="16"/>
+              </w:rPr>
+              <w:t xml:space="preserve">Agent spawn and inter-agent message</w:t>
+            </w:r>
+          </w:p>
+        </w:tc>
+      </w:tr>
+      <w:tr>
+        <w:tc>
+          <w:tcPr>
+            <w:tcW w:type="dxa" w:w="3389"/>
+            <w:vAlign w:val="top"/>
+          </w:tcPr>
+          <w:p>
+            <w:r>
+              <w:rPr>
+                <w:sz w:val="16"/>
+              </w:rPr>
+              <w:t xml:space="preserve">Lineage</w:t>
+            </w:r>
+          </w:p>
+        </w:tc>
+        <w:tc>
+          <w:tcPr>
+            <w:tcW w:type="dxa" w:w="3389"/>
+            <w:vAlign w:val="top"/>
+          </w:tcPr>
+          <w:p>
+            <w:r>
+              <w:rPr>
+                <w:sz w:val="16"/>
+              </w:rPr>
+              <w:t xml:space="preserve">The restriction that travels with data through summaries, memory, handoffs and generated artifacts</w:t>
+            </w:r>
+          </w:p>
+        </w:tc>
+        <w:tc>
+          <w:tcPr>
+            <w:tcW w:type="dxa" w:w="3389"/>
+            <w:vAlign w:val="top"/>
+          </w:tcPr>
+          <w:p>
+            <w:r>
+              <w:rPr>
+                <w:sz w:val="16"/>
+              </w:rPr>
+              <w:t xml:space="preserve">Read, write and release</w:t>
+            </w:r>
+          </w:p>
+        </w:tc>
+      </w:tr>
+      <w:tr>
+        <w:tc>
+          <w:tcPr>
+            <w:tcW w:type="dxa" w:w="3389"/>
+            <w:vAlign w:val="top"/>
+          </w:tcPr>
+          <w:p>
+            <w:r>
+              <w:rPr>
+                <w:sz w:val="16"/>
+              </w:rPr>
+              <w:t xml:space="preserve">Declassification</w:t>
+            </w:r>
+          </w:p>
+        </w:tc>
+        <w:tc>
+          <w:tcPr>
+            <w:tcW w:type="dxa" w:w="3389"/>
+            <w:vAlign w:val="top"/>
+          </w:tcPr>
+          <w:p>
+            <w:r>
+              <w:rPr>
+                <w:sz w:val="16"/>
+              </w:rPr>
+              <w:t xml:space="preserve">The only act that lowers a restriction, performed explicitly and never by transformation</w:t>
+            </w:r>
+          </w:p>
+        </w:tc>
+        <w:tc>
+          <w:tcPr>
+            <w:tcW w:type="dxa" w:w="3389"/>
+            <w:vAlign w:val="top"/>
+          </w:tcPr>
+          <w:p>
+            <w:r>
+              <w:rPr>
+                <w:sz w:val="16"/>
+              </w:rPr>
+              <w:t xml:space="preserve">Release escrow</w:t>
+            </w:r>
+          </w:p>
+        </w:tc>
+      </w:tr>
+      <w:tr>
+        <w:tc>
+          <w:tcPr>
+            <w:tcW w:type="dxa" w:w="3389"/>
+            <w:vAlign w:val="top"/>
+          </w:tcPr>
+          <w:p>
+            <w:r>
+              <w:rPr>
+                <w:sz w:val="16"/>
+              </w:rPr>
+              <w:t xml:space="preserve">Refusal</w:t>
+            </w:r>
+          </w:p>
+        </w:tc>
+        <w:tc>
+          <w:tcPr>
+            <w:tcW w:type="dxa" w:w="3389"/>
+            <w:vAlign w:val="top"/>
+          </w:tcPr>
+          <w:p>
+            <w:r>
+              <w:rPr>
+                <w:sz w:val="16"/>
+              </w:rPr>
+              <w:t xml:space="preserve">The declared behaviour when authority cannot be established, in place of a best effort</w:t>
+            </w:r>
+          </w:p>
+        </w:tc>
+        <w:tc>
+          <w:tcPr>
+            <w:tcW w:type="dxa" w:w="3389"/>
+            <w:vAlign w:val="top"/>
+          </w:tcPr>
+          <w:p>
+            <w:r>
+              <w:rPr>
+                <w:sz w:val="16"/>
+              </w:rPr>
+              <w:t xml:space="preserve">Every boundary above</w:t>
+            </w:r>
+          </w:p>
+        </w:tc>
+      </w:tr>
+    </w:tbl>
+    <w:p>
+      <w:pPr>
+        <w:pStyle w:val="TBCCaption"/>
+      </w:pPr>
+      <w:r>
+        <w:t xml:space="preserve">Table 2. The seven terms that carry the argument. Each is a noun in the implementation as well as in the prose, so a reader can move from a sentence here to the code that enforces it.</w:t>
       </w:r>
     </w:p>
     <w:p>
@@ -181,17 +848,17 @@
     </w:p>
     <w:p>
       <w:r>
-        <w:t>Each workload carries an AI Workload Passport: a machine-readable ceiling for approved models, data classes, processing zones, tools, memory, network destinations, delegation depth, budgets, permitted effects, and safe failure state. Its Effect and Disclosure Inventory declares every route through which the workload may cause change or release information. A Task Contract narrows the ceiling for one execution to a purpose, subject, resource set, destination, budget, and expiry. Undeclared interfaces are denied at the mediated boundary. Complete mediation also requires deployment enforcement that prevents the model process from bypassing that boundary through host files, sockets, credentials, or undeclared channels; the local Python implementation alone does not establish that condition.</w:t>
+        <w:t xml:space="preserve">Each workload carries an AI Workload Passport: a machine-readable ceiling for approved models, data classes, processing zones, tools, memory, network destinations, delegation depth, budgets, permitted effects, and safe failure state. Its Effect and Disclosure Inventory declares every route through which the workload may cause change or release information. A Task Contract narrows the ceiling for one execution to a purpose, subject, resource set, destination, budget, and expiry. Undeclared interfaces are denied at the mediated boundary, which is complete mediation [13] stated as a runtime obligation rather than as a design aspiration. Complete mediation also requires deployment enforcement that prevents the model process from bypassing that boundary through host files, sockets, credentials, or undeclared channels; the local Python implementation alone does not establish that condition.</w:t>
       </w:r>
     </w:p>
     <w:p>
       <w:r>
-        <w:t>Authority is computed through a Dynamic Capability Envelope. The hard envelope H_t is the intersection of identity, task, purpose, data rights, tool scope, processing zone, delegation ancestors, current policy, and remaining budget; the runtime envelope E_t must satisfy E_t ⊆ H_t. Automated assurance may contract E_t but may not enlarge H_t. Child agents inherit subsets rather than fresh authority, and aggregate budgets cannot multiply through spawning. A credentialless agent runtime requests short-lived capabilities; long-lived database, cloud-control, signing, or infrastructure credentials remain outside the model process.</w:t>
+        <w:t xml:space="preserve">Authority is computed through a Dynamic Capability Envelope. The hard envelope H_t is the intersection of identity, task, purpose, data rights, tool scope, processing zone, delegation ancestors, current policy, and remaining budget; the runtime envelope E_t must satisfy E_t ⊆ H_t. Automated assurance may contract E_t but may not enlarge H_t. Child agents inherit subsets rather than fresh authority, and aggregate budgets cannot multiply through spawning. This is capability attenuation in the sense of [14] and [15]: authority is a value that can be narrowed and passed on, never an ambient right a process acquires by running. A credentialless agent runtime requests short-lived capabilities; long-lived database, cloud-control, signing, or infrastructure credentials remain outside the model process.</w:t>
       </w:r>
     </w:p>
     <w:p>
       <w:r>
-        <w:t>Four boundaries make this operational. A Context Security Gateway authorises protected retrieval before data reaches the model and caps cumulative scope. A Memory Gateway treats persistence as a privileged write: records carry provenance, integrity, purpose, retention, and are reauthorised on read. For consequential actions, natural language is compiled into typed AI-IR containing canonical resource identifiers and a desired state transition but no credentials, raw shell, arbitrary SQL, or policy declarations; a deterministic executor revalidates current capability, resource version, replay state, destination, and domain invariants. Finally, a Data Lineage Firewall propagates restrictions through summaries, memory, handoffs, and generated artefacts, while Release Escrow provides explicit, auditable declassification and recipient checks. Transformation is not declassification.</w:t>
+        <w:t xml:space="preserve">Four boundaries make this operational. A Context Security Gateway authorises protected retrieval before data reaches the model and caps cumulative scope. A Memory Gateway treats persistence as a privileged write: records carry provenance, integrity, purpose, retention, and are reauthorised on read. For consequential actions, natural language is compiled into typed AI-IR containing canonical resource identifiers and a desired state transition but no credentials, raw shell, arbitrary SQL, or policy declarations; a deterministic executor revalidates current capability, resource version, replay state, destination, and domain invariants. Finally, a Data Lineage Firewall propagates restrictions through summaries, memory, handoffs, and generated artifacts, while Release Escrow provides explicit, auditable declassification and recipient checks. Transformation is not declassification. Restrictions compose in the lattice sense of [16], so a derived artefact carries at least the restrictions of every source that was read to produce it.</w:t>
       </w:r>
     </w:p>
     <w:p>
@@ -233,6 +900,16 @@
             </ns3:graphic>
           </wp:inline>
         </w:drawing>
+      </w:r>
+    </w:p>
+    <w:p>
+      <w:r>
+        <w:t xml:space="preserve">Threat model. The adversary is assumed to control everything the reasoning layer produces and everything it reads: model outputs, retrieved documents, memory written in earlier turns, tool descriptions and tool results, messages from delegated agents, and the verdict of any model deployed to monitor another. It may choose freely among the operations it has been granted, may repeat them, and may time them. It is assumed not to control the enforcement path itself — the control database, the operator role, the signing keys, and the host outside the declared interfaces — because an adversary holding those has already won and no architecture recovers from it. That assumption is a deployment obligation, and section 8 measures it rather than asserting it. Every property below is stated relative to this model, so a deployment that cannot establish the assumption inherits a weaker claim than the one made here.</w:t>
+      </w:r>
+    </w:p>
+    <w:p>
+      <w:r>
+        <w:t xml:space="preserve">Property 1 (Authorisation independence). For every protected read, effect and release, the outcome is a function of the declared authority state alone — passport, task contract, capability envelope, lineage and remaining budget — and not of any text produced by the acting model or by a model reviewing it. A model may narrow an outcome and may cause a refusal; it cannot cause an outcome that the authority state does not already permit. Stated this way the property is falsifiable in the strong sense, because refuting it requires only one protected outcome that changes when the reasoning or reviewing model's output changes while the authority state is held fixed. Section 4 reports the attempt to refute it. The formulation is the complete-mediation and least-privilege pair [13] applied to a component that is assumed to be untrustworthy rather than merely faulty, and the one-directional monitor that follows from it is the integrity discipline of [18]: a lower-integrity source may restrict a higher-integrity decision and may never raise one.</w:t>
       </w:r>
     </w:p>
     <w:p>
@@ -317,12 +994,12 @@
     </w:p>
     <w:p>
       <w:r>
-        <w:t xml:space="preserve">Four results carry the argument, and each is reported with its denominator and its boundary. Removing any one of the eight tested controls re-enables a harmful action, so none of them is decorative. Across six sector profiles the mediated configuration contains every hostile scenario in the corpus while completing every benign task. Substituting a blind monitor, and then a hostile monitor that inverts every verdict, changes no protected outcome, which is the falsifiable form of the central claim. And an adversary restricted to choices it is authorised to make moves a sixteen-bit secret intact through an unconstrained release path, one bit once those choices are canonicalised, and nothing once the number of releases is fixed. Table 1 states what each measurement does and does not establish.</w:t>
+        <w:t xml:space="preserve">Four results carry the argument, and each is reported with its denominator and its boundary. Removing any one of the eight tested controls re-enables a harmful action, so none of them is decorative. Across six sector profiles the mediated configuration contains every hostile scenario in the corpus while completing every benign task. Substituting a blind monitor, and then a hostile monitor that inverts every verdict, changes no protected outcome, which is the falsifiable form of the central claim. And an adversary restricted to choices it is authorised to make moves a sixteen-bit secret intact through an unconstrained release path, one bit once those choices are canonicalised, and nothing once the number of releases is fixed. Table 3 states what each measurement does and does not establish.</w:t>
       </w:r>
     </w:p>
     <w:p>
       <w:r>
-        <w:t xml:space="preserve">The architecture is implemented as the public FSSAI-RA reference kernel. The repository runs offline without model weights or a GPU, provides machine-readable authority profiles, policy and capability checks, context/disclosure mediation, typed execution, evidence receipts, domain packs, portable conformance tests, bounded model checking, adversarial substitution, and scripts that regenerate the figures quoted here. No student records, human-subject data, or institutional production data are used in the reported experiments; they are synthetic fixtures. This matters because the artifact demonstrates mechanisms and falsifiers without implying field effectiveness.</w:t>
+        <w:t xml:space="preserve">The architecture is implemented as the public FSSAI-RA reference kernel. The repository runs offline without model weights or a GPU, provides machine-readable authority profiles, policy and capability checks, context/disclosure mediation, typed execution, evidence receipts, domain packs, portable conformance tests, bounded model checking, adversarial substitution, and scripts that regenerate the figures quoted here. No student records, human-subject data or institutional production data are used anywhere in this work; every experiment runs on declared fixtures over the declared interface. The artifact therefore demonstrates mechanisms and the attempts made to break them, and establishes no field effectiveness; section 10 states that boundary as a limitation rather than leaving it to be inferred.</w:t>
       </w:r>
     </w:p>
     <w:tbl>
@@ -408,7 +1085,7 @@
               <w:rPr>
                 <w:sz w:val="16"/>
               </w:rPr>
-              <w:t>0% → 29% → 100% attack containment on the same synthetic suite</w:t>
+              <w:t xml:space="preserve">0% → 29% → 100% attack containment on one fixed attack suite</w:t>
             </w:r>
           </w:p>
         </w:tc>
@@ -422,7 +1099,7 @@
               <w:rPr>
                 <w:sz w:val="16"/>
               </w:rPr>
-              <w:t>Measured on the same synthetic attack suite; intended as reproducible architecture evidence, not a universal security score</w:t>
+              <w:t xml:space="preserve">Measured on one fixed attack suite; reproducible evidence about the architecture, not a universal security score</w:t>
             </w:r>
           </w:p>
         </w:tc>
@@ -466,7 +1143,7 @@
               <w:rPr>
                 <w:sz w:val="16"/>
               </w:rPr>
-              <w:t>Demonstrates domain portability of the control kernel across synthetic profiles; institutional bindings remain configurable</w:t>
+              <w:t xml:space="preserve">Demonstrates domain portability of the control kernel across six sector profiles; institutional bindings remain configurable</w:t>
             </w:r>
           </w:p>
         </w:tc>
@@ -770,18 +1447,18 @@
         <w:pStyle w:val="TBCCaption"/>
       </w:pPr>
       <w:r>
-        <w:t>Table 1. The repository publishes denominators and non-claims so synthetic containment is not presented as certification.</w:t>
+        <w:t xml:space="preserve">Table 3. Every result is reported with its denominator and its interpretation boundary. All experiments run on declared fixtures, so containment measured here is evidence about the architecture and not a certification of any deployment.</w:t>
       </w:r>
     </w:p>
     <w:p>
       <w:pPr/>
       <w:r>
-        <w:t xml:space="preserve">Engineering verification distinguishes mechanism tests from deployment assurance. The added capability contracts bind seven fields: protected asset, permitted operation, enforcement point, accountable owner, failure test, evidence artifact and failure response. Thirty-seven contracts are verified by executing their named tests; the reports bind outcomes to the source digest. Bundle and destination tests establish contract behavior only. They are not evidence of measured runtime identity or deployed network isolation. This distinction makes missing engineering work visible rather than converting a passing unit test into a production assurance claim.</w:t>
+        <w:t xml:space="preserve">Engineering verification distinguishes mechanism tests from deployment assurance. The added capability contracts bind seven fields: protected asset, permitted operation, enforcement point, accountable owner, failure test, evidence artifact and failure response. Thirty-seven contracts are verified by executing their named tests; the reports bind outcomes to the source digest. Bundle and destination tests establish contract behaviour only. They are not evidence of measured runtime identity or deployed network isolation. This distinction makes missing engineering work visible rather than converting a passing unit test into a production assurance claim.</w:t>
       </w:r>
     </w:p>
     <w:p>
       <w:r>
-        <w:t>The most useful result is not the best-looking number. An oversight experiment exposes a failure that every runtime control can miss: a named human reviewer can become a throughput bottleneck, and a review assistant that shares the proposing model and evidence can reproduce the proposer’s merit failures while the capability chain remains valid. Independence of review is therefore a configuration and institutional-design requirement, not something capability enforcement can infer. This separates authorisation correctness, source integrity, and substantive correctness rather than pretending one architecture solves all three.</w:t>
+        <w:t xml:space="preserve">The most useful result is not the best-looking number. An oversight experiment exposes a failure that every runtime control can miss: a named human reviewer can become a throughput bottleneck, and a review assistant that shares the proposing model and evidence can reproduce the proposer’s merit failures while the capability chain remains valid. Independence of review is therefore a configuration and institutional-design requirement, not something capability enforcement can infer. It is separation of duty [19], and separation of duty is a property of who reviews, not of the mechanism that records that a review occurred. This separates authorisation correctness, source integrity, and substantive correctness rather than pretending one architecture solves all three.</w:t>
       </w:r>
     </w:p>
     <w:p>
@@ -953,7 +1630,12 @@
         <w:pStyle w:val="TBCCaption"/>
       </w:pPr>
       <w:r>
-        <w:t xml:space="preserve">Figure 6. Recorded synthetic results. The three-arm comparison contains seven hostile and two benign proposals per arm. The separate six-profile experiment contains 180 hostile and 58 benign scenarios. These fixture counts do not estimate field attack rates, live-model accuracy or usability.</w:t>
+        <w:t xml:space="preserve">Figure 6. Recorded experimental results. The three-arm comparison contains seven hostile and two benign proposals per arm. The separate six-profile experiment contains 180 hostile and 58 benign scenarios. These fixture counts do not estimate field attack rates, live-model accuracy or usability.</w:t>
+      </w:r>
+    </w:p>
+    <w:p>
+      <w:r>
+        <w:t xml:space="preserve">Extending the kernel follows the path the kernel itself took, and is deliberately short. A new domain is a profile: declare its resources, purposes, destinations and permitted effects, and the existing conformance suite runs against it unchanged, which is how the six sector packs were produced from the first. A new control is a capability contract: name the protected asset, the permitted operation, the enforcement point, the accountable owner, the failure test, the evidence artifact and the failure response, and the verifier executes the named test and refuses to count a contract whose test does not run. A new written claim is an entry in the claim register binding that sentence to that test, so a claim whose evidence is later removed fails the build instead of surviving into print. A new threat is a falsifier: express it as an attempt to produce a protected outcome the authority state forbids, and add it to the bounded search. None of these four requires modifying the enforcement core, which is the precise sense in which the architecture is extensible: the core stays small and auditable while the declarations grow.</w:t>
       </w:r>
     </w:p>
     <w:p>
@@ -982,7 +1664,7 @@
     </w:p>
     <w:p>
       <w:r>
-        <w:t xml:space="preserve">Adversarial review of the mediation boundary itself found three defects, each now refused: unrelated task traffic could displace monitor history and stale its advice, non-string monitor fields could raise uncontrolled type errors, and URL path parameters or encoded delimiters could admit ambiguous destinations. The revised service queries task-indexed evidence before applying the 32-event limit, binds findings to task and global-control heads, and validates field types before interpretation. Global source invalidation and revocation still stale advice. Destination authorization rejects matrix parameters, encoded delimiters and repeated separators while preserving safe unreserved encoding. Twenty-seven added regression cases check these changes and legitimate continuation; they overlap the reported regression total and are not additional attack episodes. The destination policy remains a transport contract: an adapter must pin the approved address, verify TLS identity, enforce byte limits and reauthorize every redirect. A fourth defect concerned what the evidence chain fails to record. Refusals raised before the request savepoint exists -- a revoked agent, a stopped workload, an assurance failure -- returned a denial and wrote no evidence at all, so a workload that kept issuing requests after an emergency stop left no trace in the chain, which is precisely the signal an operator needs. Such attempts are recorded outside the failed transaction as blocked attempts bound to the known identity and task, a failure to record one never restores authority, the guardian's own contraction is not rolled back by the recording, and an unknown token records nothing so that anonymous traffic cannot be used to grow the evidence chain. The defect was found by the monitor-quality harness rather than by review of the code, which is the argument for building the harness.</w:t>
+        <w:t xml:space="preserve">Adversarial review of the mediation boundary itself found three defects, each now refused: unrelated task traffic could displace monitor history and stale its advice, non-string monitor fields could raise uncontrolled type errors, and URL path parameters or encoded delimiters could admit ambiguous destinations. The revised service queries task-indexed evidence before applying the 32-event limit, binds findings to task and global-control heads, and validates field types before interpretation. Global source invalidation and revocation still stale advice. Destination authorisation rejects matrix parameters, encoded delimiters and repeated separators while preserving safe unreserved encoding. Twenty-seven added regression cases check these changes and legitimate continuation; they overlap the reported regression total and are not additional attack episodes. The destination policy remains a transport contract: an adapter must pin the approved address, verify TLS identity, enforce byte limits and reauthorise every redirect. A fourth defect concerned what the evidence chain fails to record. Refusals raised before the request savepoint exists — a revoked agent, a stopped workload, an assurance failure — returned a denial and wrote no evidence at all, so a workload that kept issuing requests after an emergency stop left no trace in the chain, which is precisely the signal an operator needs. Such attempts are recorded outside the failed transaction as blocked attempts bound to the known identity and task, a failure to record one never restores authority, the guardian's own contraction is not rolled back by the recording, and an unknown token records nothing so that anonymous traffic cannot be used to grow the evidence chain. The defect was found by the monitor-quality harness rather than by review of the code, which is the argument for building the harness.</w:t>
       </w:r>
     </w:p>
     <w:p>
@@ -1001,12 +1683,12 @@
     </w:p>
     <w:p>
       <w:r>
-        <w:t xml:space="preserve">Release escrow fixes the bytes that leave, so a workload cannot put a student record into an approved artifact. It does not fix the decisions around those bytes. An agent holding entirely legitimate, repeated release authority still selects which approved destination receives a report, which approved path it lands on, when it is sent, and how large it is. None of these is an unauthorised act; each is a choice the system handed the model, and a choice is a channel. The 2026 implicit-injection results make the concern concrete rather than theoretical [12]: eight approved destinations are three bits per release, and an enrolment status is not many bits. The architecture therefore treats residual choice as an engineering quantity. Where the task contract can supply a value, it does, and the dimension carries nothing because the model never chose it; emission runs on a fixed schedule and artifact sizes are padded to declared buckets, which narrows timing and size the same way. What genuinely remains is counted in bits, charged against a declared per-task budget, and when the budget is spent the next release requires a named human rather than failing silently.</w:t>
+        <w:t xml:space="preserve">Release escrow fixes the bytes that leave, so a workload cannot put a student record into an approved artifact. It does not fix the decisions around those bytes. An agent holding entirely legitimate, repeated release authority still selects which approved destination receives a report, which approved path it lands on, when it is sent, and how large it is. None of these is an unauthorised act; each is a choice the system handed the model, and a choice is a channel. The confinement problem [20] is therefore not answered by controlling content, and what remains is properly measured in bits [21] rather than argued about in prose. The 2026 implicit-injection results make the concern concrete rather than theoretical [12]: eight approved destinations are three bits per release, and an enrolment status is not many bits. The architecture therefore treats residual choice as an engineering quantity. Where the task contract can supply a value, it does, and the dimension carries nothing because the model never chose it; emission runs on a fixed schedule and artifact sizes are padded to declared buckets, which narrows timing and size the same way. What genuinely remains is counted in bits, charged against a declared per-task budget, and when the budget is spent the next release requires a named human rather than failing silently.</w:t>
       </w:r>
     </w:p>
     <w:p>
       <w:r>
-        <w:t xml:space="preserve">The bound is measured rather than asserted. An adversarial encoder that performs no unauthorised operation attempts to move a sixteen-bit secret through these choices, once for each of the 65,536 possible secrets, and the measurement counts how many distinct traces an external observer could distinguish. With every dimension left to the workload the secret crosses intact at 16.0 bits. Canonicalising destination, path, schedule and size reduces it to 1.0 bit, which is the residual carried by how many times the workload releases at all. Fixing the release count and padding with cover emissions that an observer cannot separate from real ones reduces it to 0.0 bits, a single observable trace for every secret. An ordinary two-release workflow completes under all three policies, so the reduction is not obtained by refusing to work; the cost appears instead as 98.4 per cent of adversarial tasks escalating to a named human, which is reported rather than omitted. The figures are an upper bound that assumes a perfect observer and an optimal decoder, they describe one encoder against this interface, and they say nothing about a channel outside the mediated release path. The measurement regenerates offline into audit/covert-channels.json and is checked by make all.</w:t>
+        <w:t xml:space="preserve">The bound is measured rather than asserted. An adversarial encoder that performs no unauthorised operation attempts to move a sixteen-bit secret through these choices, once for each of the 65,536 possible secrets, and the measurement counts how many distinct traces an external observer could distinguish. With every dimension left to the workload the secret crosses intact at 16.0 bits. Canonicalising destination, path, schedule and size reduces it to 1.0 bit, which is the residual carried by how many times the workload releases at all. Fixing the release count and padding with cover emissions that an observer cannot separate from real ones reduces it to 0.0 bits, a single observable trace for every secret, which is observational equivalence in the sense of [17] restricted to this interface. An ordinary two-release workflow completes under all three policies, so the reduction is not obtained by refusing to work; the cost appears instead as 98.4 per cent of adversarial tasks escalating to a named human, which is reported rather than omitted. The figures are an upper bound that assumes a perfect observer and an optimal decoder, they describe one encoder against this interface, and they say nothing about a channel outside the mediated release path. The measurement regenerates offline into audit/covert-channels.json and is checked by make all.</w:t>
       </w:r>
     </w:p>
     <w:p>
@@ -1030,22 +1712,22 @@
     </w:p>
     <w:p>
       <w:r>
-        <w:t xml:space="preserve">Developer integration must distinguish peer identity from artifact identity. Silent Egress shows how outbound requests can disclose context even when a final answer appears harmless [12]; its results motivate observing network effects rather than inspecting answers alone. The fetch_artifact interface returns bytes only after matching an independently approved SHA-256 digest. A valid certificate and pinned key therefore do not authorize changed content. Each transfer keeps its response buffer local, preventing concurrent fetches from mixing bytes. Tests use real loopback TLS handshakes to check exact-byte success, changed-content rejection, concurrent transfers and malformed HTTP framing. The adapter is GET-only and sends no caller-supplied headers, cookies or request body. The caller must enforce the provenance and confidentiality of the requested path: an allowed path can itself carry sensitive data. This is not a general exfiltration detector or a firewall.</w:t>
+        <w:t xml:space="preserve">Developer integration must distinguish peer identity from artifact identity. Silent Egress shows how outbound requests can disclose context even when a final answer appears harmless [12]; its results motivate observing network effects rather than inspecting answers alone. The fetch_artifact interface returns bytes only after matching an independently approved SHA-256 digest. A valid certificate and pinned key therefore do not authorise changed content. Each transfer keeps its response buffer local, preventing concurrent fetches from mixing bytes. Tests use real loopback TLS handshakes to check exact-byte success, changed-content rejection, concurrent transfers and malformed HTTP framing. The adapter is GET-only and sends no caller-supplied headers, cookies or request body. The caller must enforce the provenance and confidentiality of the requested path: an allowed path can itself carry sensitive data. This is not a general exfiltration detector or a firewall.</w:t>
       </w:r>
     </w:p>
     <w:p>
       <w:r>
-        <w:t xml:space="preserve">The threat classes that matured through 2025 and 2026 target the tool surface rather than the model [10,11]. A tool description is prose the model reads as instruction, so a server that writes instructions into a description has issued them without being called; a server can present a benign tool for review and redefine it afterwards; a second server can claim a name the first already uses and win resolution; and a chain that has read untrusted content can reach a privileged tool with nothing forged at all. The same rule answers all four. Tools exist only as server-qualified names and a bare name does not resolve, because the ambiguity is the attack and refusing to guess is the fix. Every byte a model will read about a tool is hashed at approval and compared at every offer, so a later redefinition is drift and drift quarantines the tool until a named human approves the new definition. A server that rotates its identity loses every approval it held. Descriptions are scanned for instruction-shaped content before approval, and a flagged description may still be approved knowingly, by a named person, with the acceptance recorded. A call chain that has absorbed an untrusted source is permanently tainted and cannot reach a privileged tool, which is the control-flow and data-flow separation argued for in [2] applied to the tool catalogue rather than to the prompt.</w:t>
+        <w:t xml:space="preserve">The threat classes that matured through 2025 and 2026 target the tool surface rather than the model [10,11,27]. A tool description is prose the model reads as instruction, so a server that writes instructions into a description has issued them without being called; a server can present a benign tool for review and redefine it afterwards; a second server can claim a name the first already uses and win resolution; and a chain that has read untrusted content can reach a privileged tool with nothing forged at all. The same rule answers all four. Tools exist only as server-qualified names and a bare name does not resolve, because the ambiguity is the attack and refusing to guess is the fix. Every byte a model will read about a tool is hashed at approval and compared at every offer, so a later redefinition is drift and drift quarantines the tool until a named human approves the new definition. A server that rotates its identity loses every approval it held. Descriptions are scanned for instruction-shaped content before approval, and a flagged description may still be approved knowingly, by a named person, with the acceptance recorded. A call chain that has absorbed an untrusted source is permanently tainted and cannot reach a privileged tool, which is the control-flow and data-flow separation argued for in [2] applied to the tool catalogue rather than to the prompt.</w:t>
       </w:r>
     </w:p>
     <w:p>
       <w:r>
-        <w:t xml:space="preserve">Three further boundaries are enforced rather than deferred. A local transaction cannot make a remote effect exactly-once, because the call that times out may have succeeded; outbound effects therefore carry a key derived from the approved decision, record their intent durably before the call, and treat an unacknowledged call as uncertain, which is a state rather than an error to swallow. An uncertain effect is never retried blindly, is reconciled against the provider by key, and blocks the work that depends on it until it settles; a provider offering no lookup leaves a permanent uncertain remainder that the report states rather than resolving by assumption. Authority crossing a service boundary is carried by a signed, audience-bound, single-use, depth-limited grant whose scope is intersected with the receiving service's own ceiling, never merged, so a grant can permit part of what a service already holds and can never teach it something new. An evidence chain kept by one custodian is exactly as trustworthy as that custodian, so a head counts as attested only on independent co-signatures above a threshold, and two witnesses attesting different heads at one sequence is reported as a fork rather than averaged away. Promotion to production requires all of it, fresh and together, and names every missing item rather than returning a verdict.</w:t>
+        <w:t xml:space="preserve">Three further boundaries are enforced rather than deferred. A local transaction cannot make a remote effect exactly-once, because the call that times out may have succeeded [22]; outbound effects therefore carry a key derived from the approved decision, record their intent durably before the call, and treat an unacknowledged call as uncertain, which is a state rather than an error to swallow. An uncertain effect is never retried blindly, is reconciled against the provider by key, and blocks the work that depends on it until it settles; a provider offering no lookup leaves a permanent uncertain remainder that the report states rather than resolving by assumption. Authority crossing a service boundary is carried by a signed, audience-bound, single-use, depth-limited grant whose scope is intersected with the receiving service's own ceiling, never merged, so a grant can permit part of what a service already holds and can never teach it something new. An evidence chain kept by one custodian is exactly as trustworthy as that custodian [23], so a head counts as attested only on independent co-signatures above a threshold, and two witnesses attesting different heads at one sequence is reported as a fork rather than averaged away. Promotion to production requires all of it, fresh and together, and names every missing item rather than returning a verdict.</w:t>
       </w:r>
     </w:p>
     <w:p>
       <w:r>
-        <w:t xml:space="preserve">Remote settlement also requires explicit evidence. Pending or malformed provider responses remain uncertain and continue to block dependent work; only an applied acknowledgement or authoritative terminal absence can settle the effect. Reusing an idempotency key for another operation is rejected. Provider adapters must map asynchronous acceptance to pending, not applied, and must not interpret an eventually consistent missing record as terminal absence. The executable developer example follows a lost acknowledgement through pending lookup to confirmed reconciliation with one submission. These controls prevent false local confirmation under the tested responses; correctness still depends on the provider adapter honoring this contract. The ledger is a trusted integration component, not a model-facing authorization endpoint.</w:t>
+        <w:t xml:space="preserve">Remote settlement also requires explicit evidence. Pending or malformed provider responses remain uncertain and continue to block dependent work; only an applied acknowledgement or authoritative terminal absence can settle the effect. Reusing an idempotency key for another operation is rejected. Provider adapters must map asynchronous acceptance to pending, not applied, and must not interpret an eventually consistent missing record as terminal absence. The executable developer example follows a lost acknowledgement through pending lookup to confirmed reconciliation with one submission. These controls prevent false local confirmation under the tested responses; correctness still depends on the provider adapter honoring this contract. The ledger is a trusted integration component, not a model-facing authorisation endpoint.</w:t>
       </w:r>
     </w:p>
     <w:p>
@@ -1064,12 +1746,12 @@
     </w:p>
     <w:p>
       <w:r>
-        <w:t xml:space="preserve">Framed for this series, the artifact is a digital public good rather than a product. It is Apache-2.0, runs offline on ordinary hardware without GPUs, model weights, or a commercial guardrail subscription, and publishes its authority profiles, conformance tests, and generated results so that an adopting institution can verify the claims rather than purchase assurance. That matters for equity: the institutions most exposed to agentic risk are often those least able to fund proprietary security tooling or an in-house assurance team.</w:t>
+        <w:t xml:space="preserve">Framed for this series, the artifact is a digital public good rather than a product. It is Apache-2.0, runs offline on ordinary hardware without GPUs, model weights, or a commercial guardrail subscription, and publishes its authority profiles, conformance tests, and generated results so that an adopting institution can verify the claims rather than purchase assurance. That matters for equity: the institutions most exposed to agentic risk are often those least able to fund proprietary security tooling or an in-house assurance team. It also matters for conformity. Risk-management frameworks [24] and the obligations now attaching to high-risk educational uses of AI [25] both require an institution to show which controls are in place and on what evidence; a register binding every claim to an executing test is that showing, produced as a by-product of building the system rather than as a separate compliance exercise. UNESCO’s guidance for generative AI in education and research [26] asks the same of institutions in terms they can act on, and the equity argument above is why SDG 4 of the 2030 Agenda [28] is the goal this work serves most directly.</w:t>
       </w:r>
     </w:p>
     <w:p>
       <w:r>
-        <w:t xml:space="preserve">A concrete teaching exercise follows a synthetic transcript correction. The agent retrieves only the authorized record and proposes a version-bound change. A source role confirms the supporting evidence and a different reviewer approves the exact proposal. The executor revalidates authority before changing the record. A recipient receives only the approved artifact; a stop or revocation between chunks denies the remainder. Students can compare a valid completion with an attempted forged approval, contaminated memory and a misleading monitor verdict. This teaches the distinction between fluent advice, authorization, source validity and correctness. No result here measures learning outcomes or fairness; those require an institutional study.</w:t>
+        <w:t xml:space="preserve">A concrete teaching exercise follows a synthetic transcript correction. The agent retrieves only the authorised record and proposes a version-bound change. A source role confirms the supporting evidence and a different reviewer approves the exact proposal. The executor revalidates authority before changing the record. A recipient receives only the approved artifact; a stop or revocation between chunks denies the remainder. Students can compare a valid completion with an attempted forged approval, contaminated memory and a misleading monitor verdict. This teaches the distinction between fluent advice, authorisation, source validity and correctness. No result here measures learning outcomes or fairness; those require an institutional study.</w:t>
       </w:r>
     </w:p>
     <w:p>
@@ -1137,6 +1819,14 @@
       </w:pPr>
       <w:r>
         <w:t>References</w:t>
+      </w:r>
+    </w:p>
+    <w:p>
+      <w:pPr>
+        <w:pStyle w:val="TBCRef"/>
+      </w:pPr>
+      <w:r>
+        <w:t xml:space="preserve">Recent research</w:t>
       </w:r>
     </w:p>
     <w:p>
@@ -1233,6 +1923,150 @@
       </w:pPr>
       <w:r>
         <w:t xml:space="preserve">[12] Q. Lan et al., Silent Egress: When Implicit Prompt Injection Makes LLM Agents Leak Without a Trace. Research preprint, 2026. https://arxiv.org/abs/2602.22450</w:t>
+      </w:r>
+    </w:p>
+    <w:p>
+      <w:pPr>
+        <w:pStyle w:val="TBCRef"/>
+      </w:pPr>
+      <w:r>
+        <w:t xml:space="preserve">Foundations</w:t>
+      </w:r>
+    </w:p>
+    <w:p>
+      <w:pPr>
+        <w:pStyle w:val="TBCRef"/>
+      </w:pPr>
+      <w:r>
+        <w:t xml:space="preserve">[13] J. H. Saltzer and M. D. Schroeder, The Protection of Information in Computer Systems. Proceedings of the IEEE, 63(9):1278-1308, 1975.</w:t>
+      </w:r>
+    </w:p>
+    <w:p>
+      <w:pPr>
+        <w:pStyle w:val="TBCRef"/>
+      </w:pPr>
+      <w:r>
+        <w:t xml:space="preserve">[14] J. B. Dennis and E. C. Van Horn, Programming Semantics for Multiprogrammed Computations. Communications of the ACM, 9(3):143-155, 1966.</w:t>
+      </w:r>
+    </w:p>
+    <w:p>
+      <w:pPr>
+        <w:pStyle w:val="TBCRef"/>
+      </w:pPr>
+      <w:r>
+        <w:t xml:space="preserve">[15] M. S. Miller, Robust Composition: Towards a Unified Approach to Access Control and Concurrency Control. PhD thesis, Johns Hopkins University, 2006.</w:t>
+      </w:r>
+    </w:p>
+    <w:p>
+      <w:pPr>
+        <w:pStyle w:val="TBCRef"/>
+      </w:pPr>
+      <w:r>
+        <w:t xml:space="preserve">[16] D. E. Denning, A Lattice Model of Secure Information Flow. Communications of the ACM, 19(5):236-243, 1976.</w:t>
+      </w:r>
+    </w:p>
+    <w:p>
+      <w:pPr>
+        <w:pStyle w:val="TBCRef"/>
+      </w:pPr>
+      <w:r>
+        <w:t xml:space="preserve">[17] J. A. Goguen and J. Meseguer, Security Policies and Security Models. IEEE Symposium on Security and Privacy, pp. 11-20, 1982.</w:t>
+      </w:r>
+    </w:p>
+    <w:p>
+      <w:pPr>
+        <w:pStyle w:val="TBCRef"/>
+      </w:pPr>
+      <w:r>
+        <w:t xml:space="preserve">[18] K. J. Biba, Integrity Considerations for Secure Computer Systems. MITRE Technical Report ESD-TR-76-372, 1977.</w:t>
+      </w:r>
+    </w:p>
+    <w:p>
+      <w:pPr>
+        <w:pStyle w:val="TBCRef"/>
+      </w:pPr>
+      <w:r>
+        <w:t xml:space="preserve">[19] D. D. Clark and D. R. Wilson, A Comparison of Commercial and Military Computer Security Policies. IEEE Symposium on Security and Privacy, pp. 184-194, 1987.</w:t>
+      </w:r>
+    </w:p>
+    <w:p>
+      <w:pPr>
+        <w:pStyle w:val="TBCRef"/>
+      </w:pPr>
+      <w:r>
+        <w:t xml:space="preserve">[20] B. W. Lampson, A Note on the Confinement Problem. Communications of the ACM, 16(10):613-615, 1973.</w:t>
+      </w:r>
+    </w:p>
+    <w:p>
+      <w:pPr>
+        <w:pStyle w:val="TBCRef"/>
+      </w:pPr>
+      <w:r>
+        <w:t xml:space="preserve">[21] C. E. Shannon, A Mathematical Theory of Communication. Bell System Technical Journal, 27(3):379-423, 1948.</w:t>
+      </w:r>
+    </w:p>
+    <w:p>
+      <w:pPr>
+        <w:pStyle w:val="TBCRef"/>
+      </w:pPr>
+      <w:r>
+        <w:t xml:space="preserve">[22] A. D. Birrell and B. J. Nelson, Implementing Remote Procedure Calls. ACM Transactions on Computer Systems, 2(1):39-59, 1984.</w:t>
+      </w:r>
+    </w:p>
+    <w:p>
+      <w:pPr>
+        <w:pStyle w:val="TBCRef"/>
+      </w:pPr>
+      <w:r>
+        <w:t xml:space="preserve">[23] S. Haber and W. S. Stornetta, How to Time-Stamp a Digital Document. Journal of Cryptology, 3(2):99-111, 1991.</w:t>
+      </w:r>
+    </w:p>
+    <w:p>
+      <w:pPr>
+        <w:pStyle w:val="TBCRef"/>
+      </w:pPr>
+      <w:r>
+        <w:t xml:space="preserve">Standards and policy</w:t>
+      </w:r>
+    </w:p>
+    <w:p>
+      <w:pPr>
+        <w:pStyle w:val="TBCRef"/>
+      </w:pPr>
+      <w:r>
+        <w:t xml:space="preserve">[24] National Institute of Standards and Technology, Artificial Intelligence Risk Management Framework (AI RMF 1.0). NIST AI 100-1, 2023.</w:t>
+      </w:r>
+    </w:p>
+    <w:p>
+      <w:pPr>
+        <w:pStyle w:val="TBCRef"/>
+      </w:pPr>
+      <w:r>
+        <w:t xml:space="preserve">[25] European Parliament and Council, Regulation (EU) 2024/1689 laying down harmonised rules on artificial intelligence. Official Journal of the European Union, 2024.</w:t>
+      </w:r>
+    </w:p>
+    <w:p>
+      <w:pPr>
+        <w:pStyle w:val="TBCRef"/>
+      </w:pPr>
+      <w:r>
+        <w:t xml:space="preserve">[26] UNESCO, Guidance for Generative AI in Education and Research. UNESCO, Paris, 2023.</w:t>
+      </w:r>
+    </w:p>
+    <w:p>
+      <w:pPr>
+        <w:pStyle w:val="TBCRef"/>
+      </w:pPr>
+      <w:r>
+        <w:t xml:space="preserve">[27] Open Worldwide Application Security Project, OWASP Top 10 for Large Language Model Applications. OWASP Foundation, 2025.</w:t>
+      </w:r>
+    </w:p>
+    <w:p>
+      <w:pPr>
+        <w:pStyle w:val="TBCRef"/>
+      </w:pPr>
+      <w:r>
+        <w:t xml:space="preserve">[28] United Nations General Assembly, Transforming Our World: The 2030 Agenda for Sustainable Development. Resolution A/RES/70/1, 2015.</w:t>
       </w:r>
     </w:p>
     <w:sectPr>

--- a/fssai-ra/paper/tbc-v15/Trust_by_Construction.docx
+++ b/fssai-ra/paper/tbc-v15/Trust_by_Construction.docx
@@ -858,7 +858,7 @@
     </w:p>
     <w:p>
       <w:r>
-        <w:t xml:space="preserve">Four boundaries make this operational. A Context Security Gateway authorises protected retrieval before data reaches the model and caps cumulative scope. A Memory Gateway treats persistence as a privileged write: records carry provenance, integrity, purpose, retention, and are reauthorised on read. For consequential actions, natural language is compiled into typed AI-IR containing canonical resource identifiers and a desired state transition but no credentials, raw shell, arbitrary SQL, or policy declarations; a deterministic executor revalidates current capability, resource version, replay state, destination, and domain invariants. Finally, a Data Lineage Firewall propagates restrictions through summaries, memory, handoffs, and generated artifacts, while Release Escrow provides explicit, auditable declassification and recipient checks. Transformation is not declassification. Restrictions compose in the lattice sense of [16], so a derived artefact carries at least the restrictions of every source that was read to produce it.</w:t>
+        <w:t xml:space="preserve">Four boundaries make this operational. A Context Security Gateway authorises protected retrieval before data reaches the model and caps cumulative scope. A Memory Gateway treats persistence as a privileged write: records carry provenance, integrity, purpose, retention, and are reauthorised on read. For consequential actions, natural language is compiled into typed AI-IR containing canonical resource identifiers and a desired state transition but no credentials, raw shell, arbitrary SQL, or policy declarations; a deterministic executor revalidates current capability, resource version, replay state, destination, and domain invariants. Finally, a Data Lineage Firewall propagates restrictions through summaries, memory, handoffs, and generated artifacts, while Release Escrow provides explicit, auditable declassification and recipient checks. Transformation is not declassification. Restrictions compose in the lattice sense of [16], so a derived artifact carries at least the restrictions of every source that was read to produce it.</w:t>
       </w:r>
     </w:p>
     <w:p>
